--- a/Coding 2 - year/Unit 2 - Object-Oriented Programming/Daily Lesson Plans/Word/Day 4.docx
+++ b/Coding 2 - year/Unit 2 - Object-Oriented Programming/Daily Lesson Plans/Word/Day 4.docx
@@ -50,12 +50,15 @@
               </w:rPr>
               <w:t xml:space="preserve">Coding II — Full Year</w:t>
             </w:r>
-          </w:p>
-          <w:p>
-            <w:pPr>
-              <w:spacing w:before="40"/>
-              <w:jc w:val="center"/>
-            </w:pPr>
+            <w:r>
+              <w:rPr>
+                <w:rFonts w:ascii="Arial" w:cs="Arial" w:eastAsia="Arial" w:hAnsi="Arial"/>
+                <w:sz w:val="16"/>
+                <w:szCs w:val="16"/>
+              </w:rPr>
+              <w:br/>
+              <w:t xml:space="preserve"/>
+            </w:r>
             <w:r>
               <w:rPr>
                 <w:rFonts w:ascii="Arial" w:cs="Arial" w:eastAsia="Arial" w:hAnsi="Arial"/>
@@ -83,7 +86,7 @@
           <w:rFonts w:ascii="Arial" w:cs="Arial" w:eastAsia="Arial" w:hAnsi="Arial"/>
           <w:b/>
           <w:bCs/>
-          <w:color w:val="0D3B1F"/>
+          <w:color w:val="1B7A4A"/>
           <w:sz w:val="32"/>
           <w:szCs w:val="32"/>
         </w:rPr>
@@ -261,9 +264,9 @@
               <w:right w:val="single" w:color="CCCCCC" w:sz="1"/>
             </w:tcBorders>
             <w:tcMar>
-              <w:top w:type="dxa" w:w="60"/>
+              <w:top w:type="dxa" w:w="80"/>
               <w:left w:type="dxa" w:w="120"/>
-              <w:bottom w:type="dxa" w:w="60"/>
+              <w:bottom w:type="dxa" w:w="80"/>
               <w:right w:type="dxa" w:w="120"/>
             </w:tcMar>
           </w:tcPr>
@@ -290,20 +293,213 @@
               <w:right w:val="single" w:color="CCCCCC" w:sz="1"/>
             </w:tcBorders>
             <w:tcMar>
-              <w:top w:type="dxa" w:w="60"/>
+              <w:top w:type="dxa" w:w="80"/>
               <w:left w:type="dxa" w:w="120"/>
-              <w:bottom w:type="dxa" w:w="60"/>
+              <w:bottom w:type="dxa" w:w="80"/>
               <w:right w:type="dxa" w:w="120"/>
             </w:tcMar>
           </w:tcPr>
           <w:p>
-            <w:r>
-              <w:rPr>
-                <w:rFonts w:ascii="Arial" w:cs="Arial" w:eastAsia="Arial" w:hAnsi="Arial"/>
-                <w:sz w:val="20"/>
-                <w:szCs w:val="20"/>
+            <w:pPr>
+              <w:spacing w:after="80" w:before="80"/>
+            </w:pPr>
+            <w:r>
+              <w:rPr>
+                <w:rFonts w:ascii="Arial" w:cs="Arial" w:eastAsia="Arial" w:hAnsi="Arial"/>
+                <w:b/>
+                <w:bCs/>
+                <w:i w:val="false"/>
+                <w:iCs w:val="false"/>
+                <w:color w:val="000000"/>
+                <w:sz w:val="22"/>
+                <w:szCs w:val="22"/>
               </w:rPr>
               <w:t xml:space="preserve">Bell Ringer / Review</w:t>
+            </w:r>
+            <w:r>
+              <w:rPr>
+                <w:rFonts w:ascii="Arial" w:cs="Arial" w:eastAsia="Arial" w:hAnsi="Arial"/>
+                <w:sz w:val="20"/>
+                <w:szCs w:val="20"/>
+              </w:rPr>
+              <w:br/>
+              <w:t xml:space="preserve"/>
+            </w:r>
+            <w:r>
+              <w:rPr>
+                <w:rFonts w:ascii="Arial" w:cs="Arial" w:eastAsia="Arial" w:hAnsi="Arial"/>
+                <w:sz w:val="20"/>
+                <w:szCs w:val="20"/>
+              </w:rPr>
+              <w:br/>
+              <w:t xml:space="preserve"/>
+            </w:r>
+            <w:r>
+              <w:rPr>
+                <w:rFonts w:ascii="Arial" w:cs="Arial" w:eastAsia="Arial" w:hAnsi="Arial"/>
+                <w:b/>
+                <w:bCs/>
+                <w:i w:val="false"/>
+                <w:iCs w:val="false"/>
+                <w:color w:val="000000"/>
+                <w:sz w:val="20"/>
+                <w:szCs w:val="20"/>
+              </w:rPr>
+              <w:t xml:space="preserve">Quick Write </w:t>
+            </w:r>
+            <w:r>
+              <w:rPr>
+                <w:rFonts w:ascii="Arial" w:cs="Arial" w:eastAsia="Arial" w:hAnsi="Arial"/>
+                <w:b w:val="false"/>
+                <w:bCs w:val="false"/>
+                <w:i w:val="false"/>
+                <w:iCs w:val="false"/>
+                <w:color w:val="000000"/>
+                <w:sz w:val="20"/>
+                <w:szCs w:val="20"/>
+              </w:rPr>
+              <w:t xml:space="preserve">(3 min — written or verbal):</w:t>
+            </w:r>
+            <w:r>
+              <w:rPr>
+                <w:rFonts w:ascii="Arial" w:cs="Arial" w:eastAsia="Arial" w:hAnsi="Arial"/>
+                <w:sz w:val="20"/>
+                <w:szCs w:val="20"/>
+              </w:rPr>
+              <w:br/>
+              <w:t xml:space="preserve"/>
+            </w:r>
+            <w:r>
+              <w:rPr>
+                <w:rFonts w:ascii="Arial" w:cs="Arial" w:eastAsia="Arial" w:hAnsi="Arial"/>
+                <w:b w:val="false"/>
+                <w:bCs w:val="false"/>
+                <w:i w:val="false"/>
+                <w:iCs w:val="false"/>
+                <w:color w:val="000000"/>
+                <w:sz w:val="20"/>
+                <w:szCs w:val="20"/>
+              </w:rPr>
+              <w:t xml:space="preserve">    In your own words: Distinguish between class variables (shared across all objects) and instance variables (unique to each object)?</w:t>
+            </w:r>
+            <w:r>
+              <w:rPr>
+                <w:rFonts w:ascii="Arial" w:cs="Arial" w:eastAsia="Arial" w:hAnsi="Arial"/>
+                <w:sz w:val="20"/>
+                <w:szCs w:val="20"/>
+              </w:rPr>
+              <w:br/>
+              <w:t xml:space="preserve"/>
+            </w:r>
+            <w:r>
+              <w:rPr>
+                <w:rFonts w:ascii="Arial" w:cs="Arial" w:eastAsia="Arial" w:hAnsi="Arial"/>
+                <w:sz w:val="20"/>
+                <w:szCs w:val="20"/>
+              </w:rPr>
+              <w:br/>
+              <w:t xml:space="preserve"/>
+            </w:r>
+            <w:r>
+              <w:rPr>
+                <w:rFonts w:ascii="Arial" w:cs="Arial" w:eastAsia="Arial" w:hAnsi="Arial"/>
+                <w:b/>
+                <w:bCs/>
+                <w:i w:val="false"/>
+                <w:iCs w:val="false"/>
+                <w:color w:val="000000"/>
+                <w:sz w:val="20"/>
+                <w:szCs w:val="20"/>
+              </w:rPr>
+              <w:t xml:space="preserve">Vocabulary Preview — </w:t>
+            </w:r>
+            <w:r>
+              <w:rPr>
+                <w:rFonts w:ascii="Arial" w:cs="Arial" w:eastAsia="Arial" w:hAnsi="Arial"/>
+                <w:b w:val="false"/>
+                <w:bCs w:val="false"/>
+                <w:i w:val="false"/>
+                <w:iCs w:val="false"/>
+                <w:color w:val="000000"/>
+                <w:sz w:val="20"/>
+                <w:szCs w:val="20"/>
+              </w:rPr>
+              <w:t xml:space="preserve">terms we'll use today:</w:t>
+            </w:r>
+            <w:r>
+              <w:rPr>
+                <w:rFonts w:ascii="Arial" w:cs="Arial" w:eastAsia="Arial" w:hAnsi="Arial"/>
+                <w:sz w:val="20"/>
+                <w:szCs w:val="20"/>
+              </w:rPr>
+              <w:br/>
+              <w:t xml:space="preserve"/>
+            </w:r>
+            <w:r>
+              <w:rPr>
+                <w:rFonts w:ascii="Arial" w:cs="Arial" w:eastAsia="Arial" w:hAnsi="Arial"/>
+                <w:b w:val="false"/>
+                <w:bCs w:val="false"/>
+                <w:i w:val="false"/>
+                <w:iCs w:val="false"/>
+                <w:color w:val="000000"/>
+                <w:sz w:val="20"/>
+                <w:szCs w:val="20"/>
+              </w:rPr>
+              <w:t xml:space="preserve">    • Instance Variable   •   Class Variable   •   Shared State   •   Unique State</w:t>
+            </w:r>
+            <w:r>
+              <w:rPr>
+                <w:rFonts w:ascii="Arial" w:cs="Arial" w:eastAsia="Arial" w:hAnsi="Arial"/>
+                <w:sz w:val="20"/>
+                <w:szCs w:val="20"/>
+              </w:rPr>
+              <w:br/>
+              <w:t xml:space="preserve"/>
+            </w:r>
+            <w:r>
+              <w:rPr>
+                <w:rFonts w:ascii="Arial" w:cs="Arial" w:eastAsia="Arial" w:hAnsi="Arial"/>
+                <w:sz w:val="20"/>
+                <w:szCs w:val="20"/>
+              </w:rPr>
+              <w:br/>
+              <w:t xml:space="preserve"/>
+            </w:r>
+            <w:r>
+              <w:rPr>
+                <w:rFonts w:ascii="Arial" w:cs="Arial" w:eastAsia="Arial" w:hAnsi="Arial"/>
+                <w:b w:val="false"/>
+                <w:bCs w:val="false"/>
+                <w:i/>
+                <w:iCs/>
+                <w:color w:val="444444"/>
+                <w:sz w:val="20"/>
+                <w:szCs w:val="20"/>
+              </w:rPr>
+              <w:t xml:space="preserve">Today's Goal: By the end of class you will be able to distinguish between class variables (shared across all objects) and instance variables (unique to each object).</w:t>
+            </w:r>
+            <w:r>
+              <w:rPr>
+                <w:rFonts w:ascii="Arial" w:cs="Arial" w:eastAsia="Arial" w:hAnsi="Arial"/>
+                <w:sz w:val="20"/>
+                <w:szCs w:val="20"/>
+              </w:rPr>
+              <w:br/>
+              <w:t xml:space="preserve"/>
+            </w:r>
+            <w:r>
+              <w:rPr>
+                <w:rFonts w:ascii="Arial" w:cs="Arial" w:eastAsia="Arial" w:hAnsi="Arial"/>
+                <w:b w:val="false"/>
+                <w:bCs w:val="false"/>
+                <w:i/>
+                <w:iCs/>
+                <w:color w:val="555555"/>
+                <w:sz w:val="20"/>
+                <w:szCs w:val="20"/>
+              </w:rPr>
+              <w:t xml:space="preserve">→ Pair-share your response, then 2–3 students share with the class.</w:t>
             </w:r>
           </w:p>
         </w:tc>
@@ -319,9 +515,9 @@
               <w:right w:val="single" w:color="CCCCCC" w:sz="1"/>
             </w:tcBorders>
             <w:tcMar>
-              <w:top w:type="dxa" w:w="60"/>
+              <w:top w:type="dxa" w:w="80"/>
               <w:left w:type="dxa" w:w="120"/>
-              <w:bottom w:type="dxa" w:w="60"/>
+              <w:bottom w:type="dxa" w:w="80"/>
               <w:right w:type="dxa" w:w="120"/>
             </w:tcMar>
           </w:tcPr>
@@ -348,20 +544,261 @@
               <w:right w:val="single" w:color="CCCCCC" w:sz="1"/>
             </w:tcBorders>
             <w:tcMar>
-              <w:top w:type="dxa" w:w="60"/>
+              <w:top w:type="dxa" w:w="80"/>
               <w:left w:type="dxa" w:w="120"/>
-              <w:bottom w:type="dxa" w:w="60"/>
+              <w:bottom w:type="dxa" w:w="80"/>
               <w:right w:type="dxa" w:w="120"/>
             </w:tcMar>
           </w:tcPr>
           <w:p>
-            <w:r>
-              <w:rPr>
-                <w:rFonts w:ascii="Arial" w:cs="Arial" w:eastAsia="Arial" w:hAnsi="Arial"/>
-                <w:sz w:val="20"/>
-                <w:szCs w:val="20"/>
-              </w:rPr>
-              <w:t xml:space="preserve">Mini Lesson: Class Variables vs Instance Variables</w:t>
+            <w:pPr>
+              <w:spacing w:after="80" w:before="80"/>
+            </w:pPr>
+            <w:r>
+              <w:rPr>
+                <w:rFonts w:ascii="Arial" w:cs="Arial" w:eastAsia="Arial" w:hAnsi="Arial"/>
+                <w:b/>
+                <w:bCs/>
+                <w:i w:val="false"/>
+                <w:iCs w:val="false"/>
+                <w:color w:val="000000"/>
+                <w:sz w:val="22"/>
+                <w:szCs w:val="22"/>
+              </w:rPr>
+              <w:t xml:space="preserve">Mini Lesson: </w:t>
+            </w:r>
+            <w:r>
+              <w:rPr>
+                <w:rFonts w:ascii="Arial" w:cs="Arial" w:eastAsia="Arial" w:hAnsi="Arial"/>
+                <w:b w:val="false"/>
+                <w:bCs w:val="false"/>
+                <w:i w:val="false"/>
+                <w:iCs w:val="false"/>
+                <w:color w:val="000000"/>
+                <w:sz w:val="22"/>
+                <w:szCs w:val="22"/>
+              </w:rPr>
+              <w:t xml:space="preserve">Class Variables vs Instance Variables</w:t>
+            </w:r>
+            <w:r>
+              <w:rPr>
+                <w:rFonts w:ascii="Arial" w:cs="Arial" w:eastAsia="Arial" w:hAnsi="Arial"/>
+                <w:sz w:val="20"/>
+                <w:szCs w:val="20"/>
+              </w:rPr>
+              <w:br/>
+              <w:t xml:space="preserve"/>
+            </w:r>
+            <w:r>
+              <w:rPr>
+                <w:rFonts w:ascii="Arial" w:cs="Arial" w:eastAsia="Arial" w:hAnsi="Arial"/>
+                <w:sz w:val="20"/>
+                <w:szCs w:val="20"/>
+              </w:rPr>
+              <w:br/>
+              <w:t xml:space="preserve"/>
+            </w:r>
+            <w:r>
+              <w:rPr>
+                <w:rFonts w:ascii="Arial" w:cs="Arial" w:eastAsia="Arial" w:hAnsi="Arial"/>
+                <w:b/>
+                <w:bCs/>
+                <w:i/>
+                <w:iCs/>
+                <w:color w:val="000000"/>
+                <w:sz w:val="20"/>
+                <w:szCs w:val="20"/>
+              </w:rPr>
+              <w:t xml:space="preserve">Learning Target: </w:t>
+            </w:r>
+            <w:r>
+              <w:rPr>
+                <w:rFonts w:ascii="Arial" w:cs="Arial" w:eastAsia="Arial" w:hAnsi="Arial"/>
+                <w:b w:val="false"/>
+                <w:bCs w:val="false"/>
+                <w:i/>
+                <w:iCs/>
+                <w:color w:val="333333"/>
+                <w:sz w:val="20"/>
+                <w:szCs w:val="20"/>
+              </w:rPr>
+              <w:t xml:space="preserve">I can distinguish between class variables (shared across all objects) and instance variables (unique to each object).</w:t>
+            </w:r>
+            <w:r>
+              <w:rPr>
+                <w:rFonts w:ascii="Arial" w:cs="Arial" w:eastAsia="Arial" w:hAnsi="Arial"/>
+                <w:sz w:val="20"/>
+                <w:szCs w:val="20"/>
+              </w:rPr>
+              <w:br/>
+              <w:t xml:space="preserve"/>
+            </w:r>
+            <w:r>
+              <w:rPr>
+                <w:rFonts w:ascii="Arial" w:cs="Arial" w:eastAsia="Arial" w:hAnsi="Arial"/>
+                <w:sz w:val="20"/>
+                <w:szCs w:val="20"/>
+              </w:rPr>
+              <w:br/>
+              <w:t xml:space="preserve"/>
+            </w:r>
+            <w:r>
+              <w:rPr>
+                <w:rFonts w:ascii="Arial" w:cs="Arial" w:eastAsia="Arial" w:hAnsi="Arial"/>
+                <w:b w:val="false"/>
+                <w:bCs w:val="false"/>
+                <w:i w:val="false"/>
+                <w:iCs w:val="false"/>
+                <w:color w:val="000000"/>
+                <w:sz w:val="20"/>
+                <w:szCs w:val="20"/>
+              </w:rPr>
+              <w:t xml:space="preserve">Instance Variable: A variable that belongs to a specific object. Each object has its own independent copy of instance variables. Created using self.variable_name inside __init__ or methods.</w:t>
+            </w:r>
+            <w:r>
+              <w:rPr>
+                <w:rFonts w:ascii="Arial" w:cs="Arial" w:eastAsia="Arial" w:hAnsi="Arial"/>
+                <w:sz w:val="20"/>
+                <w:szCs w:val="20"/>
+              </w:rPr>
+              <w:br/>
+              <w:t xml:space="preserve"/>
+            </w:r>
+            <w:r>
+              <w:rPr>
+                <w:rFonts w:ascii="Arial" w:cs="Arial" w:eastAsia="Arial" w:hAnsi="Arial"/>
+                <w:b w:val="false"/>
+                <w:bCs w:val="false"/>
+                <w:i w:val="false"/>
+                <w:iCs w:val="false"/>
+                <w:color w:val="000000"/>
+                <w:sz w:val="20"/>
+                <w:szCs w:val="20"/>
+              </w:rPr>
+              <w:t xml:space="preserve">Class Variable: A variable that belongs to the class itself and is shared by all objects of that class. Defined directly in the class body (outside methods). All instances share the same value unless it's reassigned at the instance level.</w:t>
+            </w:r>
+            <w:r>
+              <w:rPr>
+                <w:rFonts w:ascii="Arial" w:cs="Arial" w:eastAsia="Arial" w:hAnsi="Arial"/>
+                <w:sz w:val="20"/>
+                <w:szCs w:val="20"/>
+              </w:rPr>
+              <w:br/>
+              <w:t xml:space="preserve"/>
+            </w:r>
+            <w:r>
+              <w:rPr>
+                <w:rFonts w:ascii="Arial" w:cs="Arial" w:eastAsia="Arial" w:hAnsi="Arial"/>
+                <w:sz w:val="20"/>
+                <w:szCs w:val="20"/>
+              </w:rPr>
+              <w:br/>
+              <w:t xml:space="preserve"/>
+            </w:r>
+            <w:r>
+              <w:rPr>
+                <w:rFonts w:ascii="Arial" w:cs="Arial" w:eastAsia="Arial" w:hAnsi="Arial"/>
+                <w:b/>
+                <w:bCs/>
+                <w:i w:val="false"/>
+                <w:iCs w:val="false"/>
+                <w:color w:val="000000"/>
+                <w:sz w:val="20"/>
+                <w:szCs w:val="20"/>
+              </w:rPr>
+              <w:t xml:space="preserve">Vocabulary: </w:t>
+            </w:r>
+            <w:r>
+              <w:rPr>
+                <w:rFonts w:ascii="Arial" w:cs="Arial" w:eastAsia="Arial" w:hAnsi="Arial"/>
+                <w:b w:val="false"/>
+                <w:bCs w:val="false"/>
+                <w:i w:val="false"/>
+                <w:iCs w:val="false"/>
+                <w:color w:val="000000"/>
+                <w:sz w:val="20"/>
+                <w:szCs w:val="20"/>
+              </w:rPr>
+              <w:t xml:space="preserve">Instance Variable, Class Variable, Shared State, Unique State</w:t>
+            </w:r>
+            <w:r>
+              <w:rPr>
+                <w:rFonts w:ascii="Arial" w:cs="Arial" w:eastAsia="Arial" w:hAnsi="Arial"/>
+                <w:sz w:val="20"/>
+                <w:szCs w:val="20"/>
+              </w:rPr>
+              <w:br/>
+              <w:t xml:space="preserve"/>
+            </w:r>
+            <w:r>
+              <w:rPr>
+                <w:rFonts w:ascii="Arial" w:cs="Arial" w:eastAsia="Arial" w:hAnsi="Arial"/>
+                <w:sz w:val="20"/>
+                <w:szCs w:val="20"/>
+              </w:rPr>
+              <w:br/>
+              <w:t xml:space="preserve"/>
+            </w:r>
+            <w:r>
+              <w:rPr>
+                <w:rFonts w:ascii="Arial" w:cs="Arial" w:eastAsia="Arial" w:hAnsi="Arial"/>
+                <w:b/>
+                <w:bCs/>
+                <w:i/>
+                <w:iCs/>
+                <w:color w:val="555555"/>
+                <w:sz w:val="20"/>
+                <w:szCs w:val="20"/>
+              </w:rPr>
+              <w:t xml:space="preserve">→ Live Demo — </w:t>
+            </w:r>
+            <w:r>
+              <w:rPr>
+                <w:rFonts w:ascii="Arial" w:cs="Arial" w:eastAsia="Arial" w:hAnsi="Arial"/>
+                <w:b w:val="false"/>
+                <w:bCs w:val="false"/>
+                <w:i/>
+                <w:iCs/>
+                <w:color w:val="555555"/>
+                <w:sz w:val="20"/>
+                <w:szCs w:val="20"/>
+              </w:rPr>
+              <w:t xml:space="preserve">type examples as students follow along in their own editor.</w:t>
+            </w:r>
+            <w:r>
+              <w:rPr>
+                <w:rFonts w:ascii="Arial" w:cs="Arial" w:eastAsia="Arial" w:hAnsi="Arial"/>
+                <w:sz w:val="20"/>
+                <w:szCs w:val="20"/>
+              </w:rPr>
+              <w:br/>
+              <w:t xml:space="preserve"/>
+            </w:r>
+            <w:r>
+              <w:rPr>
+                <w:rFonts w:ascii="Arial" w:cs="Arial" w:eastAsia="Arial" w:hAnsi="Arial"/>
+                <w:b/>
+                <w:bCs/>
+                <w:i/>
+                <w:iCs/>
+                <w:color w:val="555555"/>
+                <w:sz w:val="20"/>
+                <w:szCs w:val="20"/>
+              </w:rPr>
+              <w:t xml:space="preserve">→ Check for Understanding: </w:t>
+            </w:r>
+            <w:r>
+              <w:rPr>
+                <w:rFonts w:ascii="Arial" w:cs="Arial" w:eastAsia="Arial" w:hAnsi="Arial"/>
+                <w:b w:val="false"/>
+                <w:bCs w:val="false"/>
+                <w:i/>
+                <w:iCs/>
+                <w:color w:val="555555"/>
+                <w:sz w:val="20"/>
+                <w:szCs w:val="20"/>
+              </w:rPr>
+              <w:t xml:space="preserve">pause and cold-call: “Can someone explain what we just did in their own words?”</w:t>
             </w:r>
           </w:p>
         </w:tc>
@@ -377,9 +814,9 @@
               <w:right w:val="single" w:color="CCCCCC" w:sz="1"/>
             </w:tcBorders>
             <w:tcMar>
-              <w:top w:type="dxa" w:w="60"/>
+              <w:top w:type="dxa" w:w="80"/>
               <w:left w:type="dxa" w:w="120"/>
-              <w:bottom w:type="dxa" w:w="60"/>
+              <w:bottom w:type="dxa" w:w="80"/>
               <w:right w:type="dxa" w:w="120"/>
             </w:tcMar>
           </w:tcPr>
@@ -406,20 +843,90 @@
               <w:right w:val="single" w:color="CCCCCC" w:sz="1"/>
             </w:tcBorders>
             <w:tcMar>
-              <w:top w:type="dxa" w:w="60"/>
+              <w:top w:type="dxa" w:w="80"/>
               <w:left w:type="dxa" w:w="120"/>
-              <w:bottom w:type="dxa" w:w="60"/>
+              <w:bottom w:type="dxa" w:w="80"/>
               <w:right w:type="dxa" w:w="120"/>
             </w:tcMar>
           </w:tcPr>
           <w:p>
-            <w:r>
-              <w:rPr>
-                <w:rFonts w:ascii="Arial" w:cs="Arial" w:eastAsia="Arial" w:hAnsi="Arial"/>
-                <w:sz w:val="20"/>
-                <w:szCs w:val="20"/>
+            <w:pPr>
+              <w:spacing w:after="80" w:before="80"/>
+            </w:pPr>
+            <w:r>
+              <w:rPr>
+                <w:rFonts w:ascii="Arial" w:cs="Arial" w:eastAsia="Arial" w:hAnsi="Arial"/>
+                <w:b/>
+                <w:bCs/>
+                <w:i w:val="false"/>
+                <w:iCs w:val="false"/>
+                <w:color w:val="000000"/>
+                <w:sz w:val="22"/>
+                <w:szCs w:val="22"/>
               </w:rPr>
               <w:t xml:space="preserve">Guided Practice</w:t>
+            </w:r>
+            <w:r>
+              <w:rPr>
+                <w:rFonts w:ascii="Arial" w:cs="Arial" w:eastAsia="Arial" w:hAnsi="Arial"/>
+                <w:sz w:val="20"/>
+                <w:szCs w:val="20"/>
+              </w:rPr>
+              <w:br/>
+              <w:t xml:space="preserve"/>
+            </w:r>
+            <w:r>
+              <w:rPr>
+                <w:rFonts w:ascii="Arial" w:cs="Arial" w:eastAsia="Arial" w:hAnsi="Arial"/>
+                <w:sz w:val="20"/>
+                <w:szCs w:val="20"/>
+              </w:rPr>
+              <w:br/>
+              <w:t xml:space="preserve"/>
+            </w:r>
+            <w:r>
+              <w:rPr>
+                <w:rFonts w:ascii="Arial" w:cs="Arial" w:eastAsia="Arial" w:hAnsi="Arial"/>
+                <w:b w:val="false"/>
+                <w:bCs w:val="false"/>
+                <w:i w:val="false"/>
+                <w:iCs w:val="false"/>
+                <w:color w:val="000000"/>
+                <w:sz w:val="20"/>
+                <w:szCs w:val="20"/>
+              </w:rPr>
+              <w:t xml:space="preserve">Activity: Create a School Class with Both Variables</w:t>
+            </w:r>
+            <w:r>
+              <w:rPr>
+                <w:rFonts w:ascii="Arial" w:cs="Arial" w:eastAsia="Arial" w:hAnsi="Arial"/>
+                <w:sz w:val="20"/>
+                <w:szCs w:val="20"/>
+              </w:rPr>
+              <w:br/>
+              <w:t xml:space="preserve"/>
+            </w:r>
+            <w:r>
+              <w:rPr>
+                <w:rFonts w:ascii="Arial" w:cs="Arial" w:eastAsia="Arial" w:hAnsi="Arial"/>
+                <w:sz w:val="20"/>
+                <w:szCs w:val="20"/>
+              </w:rPr>
+              <w:br/>
+              <w:t xml:space="preserve"/>
+            </w:r>
+            <w:r>
+              <w:rPr>
+                <w:rFonts w:ascii="Arial" w:cs="Arial" w:eastAsia="Arial" w:hAnsi="Arial"/>
+                <w:b w:val="false"/>
+                <w:bCs w:val="false"/>
+                <w:i/>
+                <w:iCs/>
+                <w:color w:val="555555"/>
+                <w:sz w:val="20"/>
+                <w:szCs w:val="20"/>
+              </w:rPr>
+              <w:t xml:space="preserve">→ Teacher models — students try alongside, then compare results.</w:t>
             </w:r>
           </w:p>
         </w:tc>
@@ -435,9 +942,9 @@
               <w:right w:val="single" w:color="CCCCCC" w:sz="1"/>
             </w:tcBorders>
             <w:tcMar>
-              <w:top w:type="dxa" w:w="60"/>
+              <w:top w:type="dxa" w:w="80"/>
               <w:left w:type="dxa" w:w="120"/>
-              <w:bottom w:type="dxa" w:w="60"/>
+              <w:bottom w:type="dxa" w:w="80"/>
               <w:right w:type="dxa" w:w="120"/>
             </w:tcMar>
           </w:tcPr>
@@ -450,7 +957,7 @@
                 <w:sz w:val="20"/>
                 <w:szCs w:val="20"/>
               </w:rPr>
-              <w:t xml:space="preserve">15-20 min</w:t>
+              <w:t xml:space="preserve">15–20 min</w:t>
             </w:r>
           </w:p>
         </w:tc>
@@ -464,20 +971,164 @@
               <w:right w:val="single" w:color="CCCCCC" w:sz="1"/>
             </w:tcBorders>
             <w:tcMar>
-              <w:top w:type="dxa" w:w="60"/>
+              <w:top w:type="dxa" w:w="80"/>
               <w:left w:type="dxa" w:w="120"/>
-              <w:bottom w:type="dxa" w:w="60"/>
+              <w:bottom w:type="dxa" w:w="80"/>
               <w:right w:type="dxa" w:w="120"/>
             </w:tcMar>
           </w:tcPr>
           <w:p>
-            <w:r>
-              <w:rPr>
-                <w:rFonts w:ascii="Arial" w:cs="Arial" w:eastAsia="Arial" w:hAnsi="Arial"/>
-                <w:sz w:val="20"/>
-                <w:szCs w:val="20"/>
+            <w:pPr>
+              <w:spacing w:after="80" w:before="80"/>
+            </w:pPr>
+            <w:r>
+              <w:rPr>
+                <w:rFonts w:ascii="Arial" w:cs="Arial" w:eastAsia="Arial" w:hAnsi="Arial"/>
+                <w:b/>
+                <w:bCs/>
+                <w:i w:val="false"/>
+                <w:iCs w:val="false"/>
+                <w:color w:val="000000"/>
+                <w:sz w:val="22"/>
+                <w:szCs w:val="22"/>
               </w:rPr>
               <w:t xml:space="preserve">Independent Practice / Code Along</w:t>
+            </w:r>
+            <w:r>
+              <w:rPr>
+                <w:rFonts w:ascii="Arial" w:cs="Arial" w:eastAsia="Arial" w:hAnsi="Arial"/>
+                <w:sz w:val="20"/>
+                <w:szCs w:val="20"/>
+              </w:rPr>
+              <w:br/>
+              <w:t xml:space="preserve"/>
+            </w:r>
+            <w:r>
+              <w:rPr>
+                <w:rFonts w:ascii="Arial" w:cs="Arial" w:eastAsia="Arial" w:hAnsi="Arial"/>
+                <w:b/>
+                <w:bCs/>
+                <w:i w:val="false"/>
+                <w:iCs w:val="false"/>
+                <w:color w:val="000000"/>
+                <w:sz w:val="20"/>
+                <w:szCs w:val="20"/>
+              </w:rPr>
+              <w:t xml:space="preserve">    Beginner: </w:t>
+            </w:r>
+            <w:r>
+              <w:rPr>
+                <w:rFonts w:ascii="Arial" w:cs="Arial" w:eastAsia="Arial" w:hAnsi="Arial"/>
+                <w:b w:val="false"/>
+                <w:bCs w:val="false"/>
+                <w:i w:val="false"/>
+                <w:iCs w:val="false"/>
+                <w:color w:val="000000"/>
+                <w:sz w:val="20"/>
+                <w:szCs w:val="20"/>
+              </w:rPr>
+              <w:t xml:space="preserve">Create a Dog class with a class variable species = "Canis lupus" and instance variables name and age. Create 3 dog objects and print each do…</w:t>
+            </w:r>
+            <w:r>
+              <w:rPr>
+                <w:rFonts w:ascii="Arial" w:cs="Arial" w:eastAsia="Arial" w:hAnsi="Arial"/>
+                <w:sz w:val="20"/>
+                <w:szCs w:val="20"/>
+              </w:rPr>
+              <w:br/>
+              <w:t xml:space="preserve"/>
+            </w:r>
+            <w:r>
+              <w:rPr>
+                <w:rFonts w:ascii="Arial" w:cs="Arial" w:eastAsia="Arial" w:hAnsi="Arial"/>
+                <w:b/>
+                <w:bCs/>
+                <w:i w:val="false"/>
+                <w:iCs w:val="false"/>
+                <w:color w:val="000000"/>
+                <w:sz w:val="20"/>
+                <w:szCs w:val="20"/>
+              </w:rPr>
+              <w:t xml:space="preserve">    Intermediate: </w:t>
+            </w:r>
+            <w:r>
+              <w:rPr>
+                <w:rFonts w:ascii="Arial" w:cs="Arial" w:eastAsia="Arial" w:hAnsi="Arial"/>
+                <w:b w:val="false"/>
+                <w:bCs w:val="false"/>
+                <w:i w:val="false"/>
+                <w:iCs w:val="false"/>
+                <w:color w:val="000000"/>
+                <w:sz w:val="20"/>
+                <w:szCs w:val="20"/>
+              </w:rPr>
+              <w:t xml:space="preserve">Create a Library class with a class variable total_books = 0 that tracks total books added to the system. Each book is an instance with a ti…</w:t>
+            </w:r>
+            <w:r>
+              <w:rPr>
+                <w:rFonts w:ascii="Arial" w:cs="Arial" w:eastAsia="Arial" w:hAnsi="Arial"/>
+                <w:sz w:val="20"/>
+                <w:szCs w:val="20"/>
+              </w:rPr>
+              <w:br/>
+              <w:t xml:space="preserve"/>
+            </w:r>
+            <w:r>
+              <w:rPr>
+                <w:rFonts w:ascii="Arial" w:cs="Arial" w:eastAsia="Arial" w:hAnsi="Arial"/>
+                <w:b/>
+                <w:bCs/>
+                <w:i w:val="false"/>
+                <w:iCs w:val="false"/>
+                <w:color w:val="000000"/>
+                <w:sz w:val="20"/>
+                <w:szCs w:val="20"/>
+              </w:rPr>
+              <w:t xml:space="preserve">    Challenge: </w:t>
+            </w:r>
+            <w:r>
+              <w:rPr>
+                <w:rFonts w:ascii="Arial" w:cs="Arial" w:eastAsia="Arial" w:hAnsi="Arial"/>
+                <w:b w:val="false"/>
+                <w:bCs w:val="false"/>
+                <w:i w:val="false"/>
+                <w:iCs w:val="false"/>
+                <w:color w:val="000000"/>
+                <w:sz w:val="20"/>
+                <w:szCs w:val="20"/>
+              </w:rPr>
+              <w:t xml:space="preserve">Create a GameAccount class with a class variable server = "North America" and instance variables username, level, and gold. Add a method tha…</w:t>
+            </w:r>
+            <w:r>
+              <w:rPr>
+                <w:rFonts w:ascii="Arial" w:cs="Arial" w:eastAsia="Arial" w:hAnsi="Arial"/>
+                <w:sz w:val="20"/>
+                <w:szCs w:val="20"/>
+              </w:rPr>
+              <w:br/>
+              <w:t xml:space="preserve"/>
+            </w:r>
+            <w:r>
+              <w:rPr>
+                <w:rFonts w:ascii="Arial" w:cs="Arial" w:eastAsia="Arial" w:hAnsi="Arial"/>
+                <w:sz w:val="20"/>
+                <w:szCs w:val="20"/>
+              </w:rPr>
+              <w:br/>
+              <w:t xml:space="preserve"/>
+            </w:r>
+            <w:r>
+              <w:rPr>
+                <w:rFonts w:ascii="Arial" w:cs="Arial" w:eastAsia="Arial" w:hAnsi="Arial"/>
+                <w:b w:val="false"/>
+                <w:bCs w:val="false"/>
+                <w:i/>
+                <w:iCs/>
+                <w:color w:val="555555"/>
+                <w:sz w:val="20"/>
+                <w:szCs w:val="20"/>
+              </w:rPr>
+              <w:t xml:space="preserve">→ Teacher circulates — offer hints, check for understanding.</w:t>
             </w:r>
           </w:p>
         </w:tc>
@@ -493,9 +1144,9 @@
               <w:right w:val="single" w:color="CCCCCC" w:sz="1"/>
             </w:tcBorders>
             <w:tcMar>
-              <w:top w:type="dxa" w:w="60"/>
+              <w:top w:type="dxa" w:w="80"/>
               <w:left w:type="dxa" w:w="120"/>
-              <w:bottom w:type="dxa" w:w="60"/>
+              <w:bottom w:type="dxa" w:w="80"/>
               <w:right w:type="dxa" w:w="120"/>
             </w:tcMar>
           </w:tcPr>
@@ -522,20 +1173,90 @@
               <w:right w:val="single" w:color="CCCCCC" w:sz="1"/>
             </w:tcBorders>
             <w:tcMar>
-              <w:top w:type="dxa" w:w="60"/>
+              <w:top w:type="dxa" w:w="80"/>
               <w:left w:type="dxa" w:w="120"/>
-              <w:bottom w:type="dxa" w:w="60"/>
+              <w:bottom w:type="dxa" w:w="80"/>
               <w:right w:type="dxa" w:w="120"/>
             </w:tcMar>
           </w:tcPr>
           <w:p>
-            <w:r>
-              <w:rPr>
-                <w:rFonts w:ascii="Arial" w:cs="Arial" w:eastAsia="Arial" w:hAnsi="Arial"/>
-                <w:sz w:val="20"/>
-                <w:szCs w:val="20"/>
+            <w:pPr>
+              <w:spacing w:after="80" w:before="80"/>
+            </w:pPr>
+            <w:r>
+              <w:rPr>
+                <w:rFonts w:ascii="Arial" w:cs="Arial" w:eastAsia="Arial" w:hAnsi="Arial"/>
+                <w:b/>
+                <w:bCs/>
+                <w:i w:val="false"/>
+                <w:iCs w:val="false"/>
+                <w:color w:val="000000"/>
+                <w:sz w:val="22"/>
+                <w:szCs w:val="22"/>
               </w:rPr>
               <w:t xml:space="preserve">Exit Ticket / Wrap-Up</w:t>
+            </w:r>
+            <w:r>
+              <w:rPr>
+                <w:rFonts w:ascii="Arial" w:cs="Arial" w:eastAsia="Arial" w:hAnsi="Arial"/>
+                <w:sz w:val="20"/>
+                <w:szCs w:val="20"/>
+              </w:rPr>
+              <w:br/>
+              <w:t xml:space="preserve"/>
+            </w:r>
+            <w:r>
+              <w:rPr>
+                <w:rFonts w:ascii="Arial" w:cs="Arial" w:eastAsia="Arial" w:hAnsi="Arial"/>
+                <w:sz w:val="20"/>
+                <w:szCs w:val="20"/>
+              </w:rPr>
+              <w:br/>
+              <w:t xml:space="preserve"/>
+            </w:r>
+            <w:r>
+              <w:rPr>
+                <w:rFonts w:ascii="Arial" w:cs="Arial" w:eastAsia="Arial" w:hAnsi="Arial"/>
+                <w:b w:val="false"/>
+                <w:bCs w:val="false"/>
+                <w:i w:val="false"/>
+                <w:iCs w:val="false"/>
+                <w:color w:val="000000"/>
+                <w:sz w:val="20"/>
+                <w:szCs w:val="20"/>
+              </w:rPr>
+              <w:t xml:space="preserve">Quick Check: Distinguish between class variables (shared across all objects) and instance variables (unique to each object)?</w:t>
+            </w:r>
+            <w:r>
+              <w:rPr>
+                <w:rFonts w:ascii="Arial" w:cs="Arial" w:eastAsia="Arial" w:hAnsi="Arial"/>
+                <w:sz w:val="20"/>
+                <w:szCs w:val="20"/>
+              </w:rPr>
+              <w:br/>
+              <w:t xml:space="preserve"/>
+            </w:r>
+            <w:r>
+              <w:rPr>
+                <w:rFonts w:ascii="Arial" w:cs="Arial" w:eastAsia="Arial" w:hAnsi="Arial"/>
+                <w:sz w:val="20"/>
+                <w:szCs w:val="20"/>
+              </w:rPr>
+              <w:br/>
+              <w:t xml:space="preserve"/>
+            </w:r>
+            <w:r>
+              <w:rPr>
+                <w:rFonts w:ascii="Arial" w:cs="Arial" w:eastAsia="Arial" w:hAnsi="Arial"/>
+                <w:b w:val="false"/>
+                <w:bCs w:val="false"/>
+                <w:i/>
+                <w:iCs/>
+                <w:color w:val="555555"/>
+                <w:sz w:val="20"/>
+                <w:szCs w:val="20"/>
+              </w:rPr>
+              <w:t xml:space="preserve">→ 3–2–1: Name 3 things learned, 2 new vocab words, 1 question you still have.</w:t>
             </w:r>
           </w:p>
         </w:tc>
@@ -684,19 +1405,6 @@
                 <w:sz w:val="18"/>
                 <w:szCs w:val="18"/>
               </w:rPr>
-              <w:t xml:space="preserve"># Simple example: Class vs Instance variables</w:t>
-            </w:r>
-          </w:p>
-          <w:p>
-            <w:pPr>
-              <w:spacing w:after="20"/>
-            </w:pPr>
-            <w:r>
-              <w:rPr>
-                <w:rFonts w:ascii="Courier New" w:cs="Courier New" w:eastAsia="Courier New" w:hAnsi="Courier New"/>
-                <w:sz w:val="18"/>
-                <w:szCs w:val="18"/>
-              </w:rPr>
               <w:t xml:space="preserve">class Counter:</w:t>
             </w:r>
           </w:p>
@@ -892,7 +1600,7 @@
                 <w:sz w:val="18"/>
                 <w:szCs w:val="18"/>
               </w:rPr>
-              <w:t xml:space="preserve"># Student class with both types</w:t>
+              <w:t xml:space="preserve"> </w:t>
             </w:r>
           </w:p>
           <w:p>
@@ -1204,7 +1912,7 @@
                 <w:sz w:val="18"/>
                 <w:szCs w:val="18"/>
               </w:rPr>
-              <w:t xml:space="preserve"># Bank Account example</w:t>
+              <w:t xml:space="preserve"> </w:t>
             </w:r>
           </w:p>
           <w:p>
@@ -1594,7 +2302,7 @@
                 <w:sz w:val="18"/>
                 <w:szCs w:val="18"/>
               </w:rPr>
-              <w:t xml:space="preserve"># Accessing class variable through instance</w:t>
+              <w:t xml:space="preserve"> </w:t>
             </w:r>
           </w:p>
           <w:p>
@@ -1646,7 +2354,7 @@
                 <w:sz w:val="18"/>
                 <w:szCs w:val="18"/>
               </w:rPr>
-              <w:t xml:space="preserve"># Car example showing the difference</w:t>
+              <w:t xml:space="preserve"> </w:t>
             </w:r>
           </w:p>
           <w:p>
@@ -1802,7 +2510,7 @@
                 <w:sz w:val="18"/>
                 <w:szCs w:val="18"/>
               </w:rPr>
-              <w:t xml:space="preserve"># Instance variables are different</w:t>
+              <w:t xml:space="preserve"> </w:t>
             </w:r>
           </w:p>
           <w:p>
@@ -1854,7 +2562,7 @@
                 <w:sz w:val="18"/>
                 <w:szCs w:val="18"/>
               </w:rPr>
-              <w:t xml:space="preserve"># Class variable is shared</w:t>
+              <w:t xml:space="preserve"> </w:t>
             </w:r>
           </w:p>
           <w:p>
@@ -1919,7 +2627,7 @@
                 <w:sz w:val="18"/>
                 <w:szCs w:val="18"/>
               </w:rPr>
-              <w:t xml:space="preserve"># Important: Be careful when modifying class variables</w:t>
+              <w:t xml:space="preserve"> </w:t>
             </w:r>
           </w:p>
           <w:p>
@@ -2166,7 +2874,7 @@
                 <w:sz w:val="18"/>
                 <w:szCs w:val="18"/>
               </w:rPr>
-              <w:t xml:space="preserve"># Changing class variable affects all instances</w:t>
+              <w:t xml:space="preserve"> </w:t>
             </w:r>
           </w:p>
           <w:p>
@@ -2231,7 +2939,7 @@
                 <w:sz w:val="18"/>
                 <w:szCs w:val="18"/>
               </w:rPr>
-              <w:t xml:space="preserve"># Game character example</w:t>
+              <w:t xml:space="preserve"> </w:t>
             </w:r>
           </w:p>
           <w:p>
@@ -3108,19 +3816,6 @@
                 <w:sz w:val="18"/>
                 <w:szCs w:val="18"/>
               </w:rPr>
-              <w:t xml:space="preserve"># Problem 1</w:t>
-            </w:r>
-          </w:p>
-          <w:p>
-            <w:pPr>
-              <w:spacing w:after="20"/>
-            </w:pPr>
-            <w:r>
-              <w:rPr>
-                <w:rFonts w:ascii="Courier New" w:cs="Courier New" w:eastAsia="Courier New" w:hAnsi="Courier New"/>
-                <w:sz w:val="18"/>
-                <w:szCs w:val="18"/>
-              </w:rPr>
               <w:t xml:space="preserve">class Dog:</w:t>
             </w:r>
           </w:p>
@@ -3316,7 +4011,7 @@
                 <w:sz w:val="18"/>
                 <w:szCs w:val="18"/>
               </w:rPr>
-              <w:t xml:space="preserve"># Problem 2</w:t>
+              <w:t xml:space="preserve"> </w:t>
             </w:r>
           </w:p>
           <w:p>
@@ -3537,7 +4232,7 @@
                 <w:sz w:val="18"/>
                 <w:szCs w:val="18"/>
               </w:rPr>
-              <w:t xml:space="preserve"># Problem 3</w:t>
+              <w:t xml:space="preserve"> </w:t>
             </w:r>
           </w:p>
           <w:p>

--- a/Coding 2 - year/Unit 2 - Object-Oriented Programming/Daily Lesson Plans/Word/Day 4.docx
+++ b/Coding 2 - year/Unit 2 - Object-Oriented Programming/Daily Lesson Plans/Word/Day 4.docx
@@ -380,7 +380,7 @@
                 <w:sz w:val="20"/>
                 <w:szCs w:val="20"/>
               </w:rPr>
-              <w:t xml:space="preserve">    In your own words: Distinguish between class variables (shared across all objects) and instance variables (unique to each object)?</w:t>
+              <w:t xml:space="preserve">    Look at the examples on the board. Can you spot which ones show between class variables (shared across all objects) and instance variables (unique to each object)? What clues helped you decide?</w:t>
             </w:r>
             <w:r>
               <w:rPr>
@@ -477,7 +477,7 @@
                 <w:sz w:val="20"/>
                 <w:szCs w:val="20"/>
               </w:rPr>
-              <w:t xml:space="preserve">Today's Goal: By the end of class you will be able to distinguish between class variables (shared across all objects) and instance variables (unique to each object).</w:t>
+              <w:t xml:space="preserve">Today’s Goal: By the end of class you will be able to distinguish between class variables (shared across all objects) and instance variables (unique to each object).</w:t>
             </w:r>
             <w:r>
               <w:rPr>
@@ -1225,7 +1225,7 @@
                 <w:sz w:val="20"/>
                 <w:szCs w:val="20"/>
               </w:rPr>
-              <w:t xml:space="preserve">Quick Check: Distinguish between class variables (shared across all objects) and instance variables (unique to each object)?</w:t>
+              <w:t xml:space="preserve">What is one important thing you learned about Class Variables vs Instance Variables today? How would you explain it to someone?</w:t>
             </w:r>
             <w:r>
               <w:rPr>
